--- a/Facilitators/Word/03_Assessment_Rubric.docx
+++ b/Facilitators/Word/03_Assessment_Rubric.docx
@@ -293,7 +293,7 @@
               <w:rPr>
                 <w:sz w:val="20"/>
               </w:rPr>
-              <w:t>Precise, MECE issue tree; clear trade-offs identified</w:t>
+              <w:t>Precise, MECE issue tree; hypotheses imply clear asks for B</w:t>
             </w:r>
           </w:p>
         </w:tc>
@@ -587,7 +587,7 @@
               <w:rPr>
                 <w:sz w:val="20"/>
               </w:rPr>
-              <w:t>Evidence-based empathy and journey maps; ideation tied to pain points</w:t>
+              <w:t>Evidence-based empathy and journey maps grounded in specific voices</w:t>
             </w:r>
           </w:p>
         </w:tc>
@@ -642,7 +642,7 @@
           <w:rFonts w:ascii="Calibri" w:hAnsi="Calibri"/>
           <w:color w:val="1B2A4A"/>
         </w:rPr>
-        <w:t>Data analysis (20 points)</w:t>
+        <w:t>Data analysis and translation (20 points)</w:t>
       </w:r>
     </w:p>
     <w:tbl>
@@ -734,7 +734,7 @@
               <w:rPr>
                 <w:sz w:val="20"/>
               </w:rPr>
-              <w:t>Clean data, honest definitions, correct interpretation, limitations stated</w:t>
+              <w:t>Clean data; honest definitions; Findings Memos in plain language; limitations stated</w:t>
             </w:r>
           </w:p>
         </w:tc>
@@ -760,7 +760,7 @@
               <w:rPr>
                 <w:sz w:val="20"/>
               </w:rPr>
-              <w:t>Basic analysis; weak interpretation</w:t>
+              <w:t>Basic analysis; weak translation to A</w:t>
             </w:r>
           </w:p>
         </w:tc>
@@ -773,7 +773,7 @@
               <w:rPr>
                 <w:sz w:val="20"/>
               </w:rPr>
-              <w:t>Errors or misleading charts</w:t>
+              <w:t>Errors, raw-file sharing, or misleading charts</w:t>
             </w:r>
           </w:p>
         </w:tc>
@@ -881,7 +881,7 @@
               <w:rPr>
                 <w:sz w:val="20"/>
               </w:rPr>
-              <w:t>Distinct options; clear, feasible, evidence-based choice; ethics engaged</w:t>
+              <w:t>Distinct options; Request IDs cited; costs of preferred path named</w:t>
             </w:r>
           </w:p>
         </w:tc>
@@ -1175,7 +1175,7 @@
               <w:rPr>
                 <w:sz w:val="20"/>
               </w:rPr>
-              <w:t>Logs, RACI, version control all maintained</w:t>
+              <w:t>Request Log, RACI, version control all maintained</w:t>
             </w:r>
           </w:p>
         </w:tc>
@@ -1230,7 +1230,7 @@
           <w:rFonts w:ascii="Calibri" w:hAnsi="Calibri"/>
           <w:color w:val="1B2A4A"/>
         </w:rPr>
-        <w:t>Teamwork (5 points)</w:t>
+        <w:t>Teamwork and cross-workflow exchange (5 points)</w:t>
       </w:r>
     </w:p>
     <w:tbl>
@@ -1322,7 +1322,7 @@
               <w:rPr>
                 <w:sz w:val="20"/>
               </w:rPr>
-              <w:t>Genuine cross-audit; shared ownership</w:t>
+              <w:t>Genuine request/findings exchange; handoff signed in good faith</w:t>
             </w:r>
           </w:p>
         </w:tc>
@@ -1348,7 +1348,7 @@
               <w:rPr>
                 <w:sz w:val="20"/>
               </w:rPr>
-              <w:t>Uneven contribution</w:t>
+              <w:t>Uneven contribution or one-way dump</w:t>
             </w:r>
           </w:p>
         </w:tc>
@@ -1361,7 +1361,7 @@
               <w:rPr>
                 <w:sz w:val="20"/>
               </w:rPr>
-              <w:t>Free-riding evident</w:t>
+              <w:t>Free-riding or A/B bypass</w:t>
             </w:r>
           </w:p>
         </w:tc>

--- a/Facilitators/Word/03_Assessment_Rubric.docx
+++ b/Facilitators/Word/03_Assessment_Rubric.docx
@@ -5,6 +5,7 @@
     <w:p>
       <w:r>
         <w:rPr>
+          <w:rFonts w:ascii="Lexend" w:hAnsi="Lexend" w:eastAsia="Lexend" w:cs="Lexend"/>
           <w:b/>
           <w:color w:val="007A87"/>
           <w:sz w:val="24"/>
@@ -18,6 +19,7 @@
       </w:pPr>
       <w:r>
         <w:rPr>
+          <w:rFonts w:ascii="Lexend" w:hAnsi="Lexend" w:eastAsia="Lexend" w:cs="Lexend"/>
           <w:b/>
           <w:color w:val="1B2A4A"/>
           <w:sz w:val="48"/>
@@ -28,11 +30,12 @@
     <w:p>
       <w:r>
         <w:rPr>
+          <w:rFonts w:ascii="Nunito" w:hAnsi="Nunito" w:eastAsia="Nunito" w:cs="Nunito"/>
           <w:i/>
           <w:color w:val="666666"/>
           <w:sz w:val="24"/>
         </w:rPr>
-        <w:t>100 points - descriptors for each level</w:t>
+        <w:t>100 points - descriptors and point bands per level</w:t>
       </w:r>
     </w:p>
     <w:tbl>
@@ -52,6 +55,7 @@
           <w:p>
             <w:r>
               <w:rPr>
+                <w:rFonts w:ascii="Nunito" w:hAnsi="Nunito" w:eastAsia="Nunito" w:cs="Nunito"/>
                 <w:b/>
                 <w:color w:val="1B2A4A"/>
                 <w:sz w:val="20"/>
@@ -67,6 +71,7 @@
           <w:p>
             <w:r>
               <w:rPr>
+                <w:rFonts w:ascii="Nunito" w:hAnsi="Nunito" w:eastAsia="Nunito" w:cs="Nunito"/>
                 <w:color w:val="222222"/>
                 <w:sz w:val="20"/>
               </w:rPr>
@@ -83,6 +88,7 @@
           <w:p>
             <w:r>
               <w:rPr>
+                <w:rFonts w:ascii="Nunito" w:hAnsi="Nunito" w:eastAsia="Nunito" w:cs="Nunito"/>
                 <w:b/>
                 <w:color w:val="1B2A4A"/>
                 <w:sz w:val="20"/>
@@ -98,6 +104,7 @@
           <w:p>
             <w:r>
               <w:rPr>
+                <w:rFonts w:ascii="Nunito" w:hAnsi="Nunito" w:eastAsia="Nunito" w:cs="Nunito"/>
                 <w:color w:val="222222"/>
                 <w:sz w:val="20"/>
               </w:rPr>
@@ -114,6 +121,7 @@
           <w:p>
             <w:r>
               <w:rPr>
+                <w:rFonts w:ascii="Nunito" w:hAnsi="Nunito" w:eastAsia="Nunito" w:cs="Nunito"/>
                 <w:b/>
                 <w:color w:val="1B2A4A"/>
                 <w:sz w:val="20"/>
@@ -129,6 +137,7 @@
           <w:p>
             <w:r>
               <w:rPr>
+                <w:rFonts w:ascii="Nunito" w:hAnsi="Nunito" w:eastAsia="Nunito" w:cs="Nunito"/>
                 <w:color w:val="222222"/>
                 <w:sz w:val="20"/>
               </w:rPr>
@@ -145,6 +154,7 @@
           <w:p>
             <w:r>
               <w:rPr>
+                <w:rFonts w:ascii="Nunito" w:hAnsi="Nunito" w:eastAsia="Nunito" w:cs="Nunito"/>
                 <w:b/>
                 <w:color w:val="1B2A4A"/>
                 <w:sz w:val="20"/>
@@ -160,10 +170,11 @@
           <w:p>
             <w:r>
               <w:rPr>
+                <w:rFonts w:ascii="Nunito" w:hAnsi="Nunito" w:eastAsia="Nunito" w:cs="Nunito"/>
                 <w:color w:val="222222"/>
                 <w:sz w:val="20"/>
               </w:rPr>
-              <w:t>2.0 | July 2026</w:t>
+              <w:t>3.0 | July 2026</w:t>
             </w:r>
           </w:p>
         </w:tc>
@@ -183,13 +194,13 @@
       </w:pPr>
       <w:r>
         <w:rPr>
-          <w:rFonts w:ascii="Calibri" w:hAnsi="Calibri"/>
+          <w:rFonts w:ascii="Nunito" w:hAnsi="Nunito" w:eastAsia="Nunito" w:cs="Nunito"/>
           <w:b w:val="0"/>
           <w:i w:val="0"/>
           <w:color w:val="222222"/>
           <w:sz w:val="22"/>
         </w:rPr>
-        <w:t>Score each criterion against the descriptors. Weight as shown.</w:t>
+        <w:t>Score each criterion against the descriptors. Point bands below make Excellent / Good / Satisfactory / Poor concrete. These bands are expected scales; Core Team may announce refinements without changing the criterion weights without notice.</w:t>
       </w:r>
     </w:p>
     <w:p>
@@ -198,7 +209,435 @@
       </w:pPr>
       <w:r>
         <w:rPr>
-          <w:rFonts w:ascii="Calibri" w:hAnsi="Calibri"/>
+          <w:rFonts w:ascii="Lexend" w:hAnsi="Lexend" w:eastAsia="Lexend" w:cs="Lexend"/>
+          <w:color w:val="1B2A4A"/>
+        </w:rPr>
+        <w:t>How to convert a level to points</w:t>
+      </w:r>
+    </w:p>
+    <w:p>
+      <w:pPr>
+        <w:spacing w:after="120"/>
+      </w:pPr>
+      <w:r>
+        <w:rPr>
+          <w:rFonts w:ascii="Nunito" w:hAnsi="Nunito" w:eastAsia="Nunito" w:cs="Nunito"/>
+          <w:b w:val="0"/>
+          <w:i w:val="0"/>
+          <w:color w:val="222222"/>
+          <w:sz w:val="22"/>
+        </w:rPr>
+        <w:t>For a criterion worth P points: Excellent = 85-100% of P; Good = 70-84%; Satisfactory = 50-69%; Poor = 0-49%. Round to the nearest whole point.</w:t>
+      </w:r>
+    </w:p>
+    <w:tbl>
+      <w:tblPr>
+        <w:tblStyle w:val="TableGrid"/>
+        <w:tblW w:type="auto" w:w="0"/>
+        <w:jc w:val="left"/>
+        <w:tblLook w:firstColumn="1" w:firstRow="1" w:lastColumn="0" w:lastRow="0" w:noHBand="0" w:noVBand="1" w:val="04A0"/>
+      </w:tblPr>
+      <w:tblGrid>
+        <w:gridCol w:w="1904"/>
+        <w:gridCol w:w="1904"/>
+        <w:gridCol w:w="1904"/>
+        <w:gridCol w:w="1904"/>
+        <w:gridCol w:w="1904"/>
+      </w:tblGrid>
+      <w:tr>
+        <w:tc>
+          <w:tcPr>
+            <w:tcW w:type="dxa" w:w="2016"/>
+            <w:shd w:val="clear" w:color="auto" w:fill="1B2A4A"/>
+          </w:tcPr>
+          <w:p>
+            <w:r>
+              <w:rPr>
+                <w:rFonts w:ascii="Lexend" w:hAnsi="Lexend" w:eastAsia="Lexend" w:cs="Lexend"/>
+                <w:b/>
+                <w:color w:val="FFFFFF"/>
+                <w:sz w:val="20"/>
+              </w:rPr>
+              <w:t>Criterion max (P)</w:t>
+            </w:r>
+          </w:p>
+        </w:tc>
+        <w:tc>
+          <w:tcPr>
+            <w:tcW w:type="dxa" w:w="1728"/>
+            <w:shd w:val="clear" w:color="auto" w:fill="1B2A4A"/>
+          </w:tcPr>
+          <w:p>
+            <w:r>
+              <w:rPr>
+                <w:rFonts w:ascii="Lexend" w:hAnsi="Lexend" w:eastAsia="Lexend" w:cs="Lexend"/>
+                <w:b/>
+                <w:color w:val="FFFFFF"/>
+                <w:sz w:val="20"/>
+              </w:rPr>
+              <w:t>Excellent</w:t>
+            </w:r>
+          </w:p>
+        </w:tc>
+        <w:tc>
+          <w:tcPr>
+            <w:tcW w:type="dxa" w:w="1728"/>
+            <w:shd w:val="clear" w:color="auto" w:fill="1B2A4A"/>
+          </w:tcPr>
+          <w:p>
+            <w:r>
+              <w:rPr>
+                <w:rFonts w:ascii="Lexend" w:hAnsi="Lexend" w:eastAsia="Lexend" w:cs="Lexend"/>
+                <w:b/>
+                <w:color w:val="FFFFFF"/>
+                <w:sz w:val="20"/>
+              </w:rPr>
+              <w:t>Good</w:t>
+            </w:r>
+          </w:p>
+        </w:tc>
+        <w:tc>
+          <w:tcPr>
+            <w:tcW w:type="dxa" w:w="2016"/>
+            <w:shd w:val="clear" w:color="auto" w:fill="1B2A4A"/>
+          </w:tcPr>
+          <w:p>
+            <w:r>
+              <w:rPr>
+                <w:rFonts w:ascii="Lexend" w:hAnsi="Lexend" w:eastAsia="Lexend" w:cs="Lexend"/>
+                <w:b/>
+                <w:color w:val="FFFFFF"/>
+                <w:sz w:val="20"/>
+              </w:rPr>
+              <w:t>Satisfactory</w:t>
+            </w:r>
+          </w:p>
+        </w:tc>
+        <w:tc>
+          <w:tcPr>
+            <w:tcW w:type="dxa" w:w="1728"/>
+            <w:shd w:val="clear" w:color="auto" w:fill="1B2A4A"/>
+          </w:tcPr>
+          <w:p>
+            <w:r>
+              <w:rPr>
+                <w:rFonts w:ascii="Lexend" w:hAnsi="Lexend" w:eastAsia="Lexend" w:cs="Lexend"/>
+                <w:b/>
+                <w:color w:val="FFFFFF"/>
+                <w:sz w:val="20"/>
+              </w:rPr>
+              <w:t>Poor</w:t>
+            </w:r>
+          </w:p>
+        </w:tc>
+      </w:tr>
+      <w:tr>
+        <w:tc>
+          <w:tcPr>
+            <w:tcW w:type="dxa" w:w="2016"/>
+          </w:tcPr>
+          <w:p>
+            <w:r>
+              <w:rPr>
+                <w:rFonts w:ascii="Nunito" w:hAnsi="Nunito" w:eastAsia="Nunito" w:cs="Nunito"/>
+                <w:sz w:val="20"/>
+              </w:rPr>
+              <w:t>15</w:t>
+            </w:r>
+          </w:p>
+        </w:tc>
+        <w:tc>
+          <w:tcPr>
+            <w:tcW w:type="dxa" w:w="1728"/>
+          </w:tcPr>
+          <w:p>
+            <w:r>
+              <w:rPr>
+                <w:rFonts w:ascii="Nunito" w:hAnsi="Nunito" w:eastAsia="Nunito" w:cs="Nunito"/>
+                <w:sz w:val="20"/>
+              </w:rPr>
+              <w:t>13-15</w:t>
+            </w:r>
+          </w:p>
+        </w:tc>
+        <w:tc>
+          <w:tcPr>
+            <w:tcW w:type="dxa" w:w="1728"/>
+          </w:tcPr>
+          <w:p>
+            <w:r>
+              <w:rPr>
+                <w:rFonts w:ascii="Nunito" w:hAnsi="Nunito" w:eastAsia="Nunito" w:cs="Nunito"/>
+                <w:sz w:val="20"/>
+              </w:rPr>
+              <w:t>11-12</w:t>
+            </w:r>
+          </w:p>
+        </w:tc>
+        <w:tc>
+          <w:tcPr>
+            <w:tcW w:type="dxa" w:w="2016"/>
+          </w:tcPr>
+          <w:p>
+            <w:r>
+              <w:rPr>
+                <w:rFonts w:ascii="Nunito" w:hAnsi="Nunito" w:eastAsia="Nunito" w:cs="Nunito"/>
+                <w:sz w:val="20"/>
+              </w:rPr>
+              <w:t>8-10</w:t>
+            </w:r>
+          </w:p>
+        </w:tc>
+        <w:tc>
+          <w:tcPr>
+            <w:tcW w:type="dxa" w:w="1728"/>
+          </w:tcPr>
+          <w:p>
+            <w:r>
+              <w:rPr>
+                <w:rFonts w:ascii="Nunito" w:hAnsi="Nunito" w:eastAsia="Nunito" w:cs="Nunito"/>
+                <w:sz w:val="20"/>
+              </w:rPr>
+              <w:t>0-7</w:t>
+            </w:r>
+          </w:p>
+        </w:tc>
+      </w:tr>
+      <w:tr>
+        <w:tc>
+          <w:tcPr>
+            <w:tcW w:type="dxa" w:w="2016"/>
+            <w:shd w:val="clear" w:color="auto" w:fill="F2F4F7"/>
+          </w:tcPr>
+          <w:p>
+            <w:r>
+              <w:rPr>
+                <w:rFonts w:ascii="Nunito" w:hAnsi="Nunito" w:eastAsia="Nunito" w:cs="Nunito"/>
+                <w:sz w:val="20"/>
+              </w:rPr>
+              <w:t>20</w:t>
+            </w:r>
+          </w:p>
+        </w:tc>
+        <w:tc>
+          <w:tcPr>
+            <w:tcW w:type="dxa" w:w="1728"/>
+            <w:shd w:val="clear" w:color="auto" w:fill="F2F4F7"/>
+          </w:tcPr>
+          <w:p>
+            <w:r>
+              <w:rPr>
+                <w:rFonts w:ascii="Nunito" w:hAnsi="Nunito" w:eastAsia="Nunito" w:cs="Nunito"/>
+                <w:sz w:val="20"/>
+              </w:rPr>
+              <w:t>17-20</w:t>
+            </w:r>
+          </w:p>
+        </w:tc>
+        <w:tc>
+          <w:tcPr>
+            <w:tcW w:type="dxa" w:w="1728"/>
+            <w:shd w:val="clear" w:color="auto" w:fill="F2F4F7"/>
+          </w:tcPr>
+          <w:p>
+            <w:r>
+              <w:rPr>
+                <w:rFonts w:ascii="Nunito" w:hAnsi="Nunito" w:eastAsia="Nunito" w:cs="Nunito"/>
+                <w:sz w:val="20"/>
+              </w:rPr>
+              <w:t>14-16</w:t>
+            </w:r>
+          </w:p>
+        </w:tc>
+        <w:tc>
+          <w:tcPr>
+            <w:tcW w:type="dxa" w:w="2016"/>
+            <w:shd w:val="clear" w:color="auto" w:fill="F2F4F7"/>
+          </w:tcPr>
+          <w:p>
+            <w:r>
+              <w:rPr>
+                <w:rFonts w:ascii="Nunito" w:hAnsi="Nunito" w:eastAsia="Nunito" w:cs="Nunito"/>
+                <w:sz w:val="20"/>
+              </w:rPr>
+              <w:t>10-13</w:t>
+            </w:r>
+          </w:p>
+        </w:tc>
+        <w:tc>
+          <w:tcPr>
+            <w:tcW w:type="dxa" w:w="1728"/>
+            <w:shd w:val="clear" w:color="auto" w:fill="F2F4F7"/>
+          </w:tcPr>
+          <w:p>
+            <w:r>
+              <w:rPr>
+                <w:rFonts w:ascii="Nunito" w:hAnsi="Nunito" w:eastAsia="Nunito" w:cs="Nunito"/>
+                <w:sz w:val="20"/>
+              </w:rPr>
+              <w:t>0-9</w:t>
+            </w:r>
+          </w:p>
+        </w:tc>
+      </w:tr>
+      <w:tr>
+        <w:tc>
+          <w:tcPr>
+            <w:tcW w:type="dxa" w:w="2016"/>
+          </w:tcPr>
+          <w:p>
+            <w:r>
+              <w:rPr>
+                <w:rFonts w:ascii="Nunito" w:hAnsi="Nunito" w:eastAsia="Nunito" w:cs="Nunito"/>
+                <w:sz w:val="20"/>
+              </w:rPr>
+              <w:t>10</w:t>
+            </w:r>
+          </w:p>
+        </w:tc>
+        <w:tc>
+          <w:tcPr>
+            <w:tcW w:type="dxa" w:w="1728"/>
+          </w:tcPr>
+          <w:p>
+            <w:r>
+              <w:rPr>
+                <w:rFonts w:ascii="Nunito" w:hAnsi="Nunito" w:eastAsia="Nunito" w:cs="Nunito"/>
+                <w:sz w:val="20"/>
+              </w:rPr>
+              <w:t>9-10</w:t>
+            </w:r>
+          </w:p>
+        </w:tc>
+        <w:tc>
+          <w:tcPr>
+            <w:tcW w:type="dxa" w:w="1728"/>
+          </w:tcPr>
+          <w:p>
+            <w:r>
+              <w:rPr>
+                <w:rFonts w:ascii="Nunito" w:hAnsi="Nunito" w:eastAsia="Nunito" w:cs="Nunito"/>
+                <w:sz w:val="20"/>
+              </w:rPr>
+              <w:t>7-8</w:t>
+            </w:r>
+          </w:p>
+        </w:tc>
+        <w:tc>
+          <w:tcPr>
+            <w:tcW w:type="dxa" w:w="2016"/>
+          </w:tcPr>
+          <w:p>
+            <w:r>
+              <w:rPr>
+                <w:rFonts w:ascii="Nunito" w:hAnsi="Nunito" w:eastAsia="Nunito" w:cs="Nunito"/>
+                <w:sz w:val="20"/>
+              </w:rPr>
+              <w:t>5-6</w:t>
+            </w:r>
+          </w:p>
+        </w:tc>
+        <w:tc>
+          <w:tcPr>
+            <w:tcW w:type="dxa" w:w="1728"/>
+          </w:tcPr>
+          <w:p>
+            <w:r>
+              <w:rPr>
+                <w:rFonts w:ascii="Nunito" w:hAnsi="Nunito" w:eastAsia="Nunito" w:cs="Nunito"/>
+                <w:sz w:val="20"/>
+              </w:rPr>
+              <w:t>0-4</w:t>
+            </w:r>
+          </w:p>
+        </w:tc>
+      </w:tr>
+      <w:tr>
+        <w:tc>
+          <w:tcPr>
+            <w:tcW w:type="dxa" w:w="2016"/>
+            <w:shd w:val="clear" w:color="auto" w:fill="F2F4F7"/>
+          </w:tcPr>
+          <w:p>
+            <w:r>
+              <w:rPr>
+                <w:rFonts w:ascii="Nunito" w:hAnsi="Nunito" w:eastAsia="Nunito" w:cs="Nunito"/>
+                <w:sz w:val="20"/>
+              </w:rPr>
+              <w:t>5</w:t>
+            </w:r>
+          </w:p>
+        </w:tc>
+        <w:tc>
+          <w:tcPr>
+            <w:tcW w:type="dxa" w:w="1728"/>
+            <w:shd w:val="clear" w:color="auto" w:fill="F2F4F7"/>
+          </w:tcPr>
+          <w:p>
+            <w:r>
+              <w:rPr>
+                <w:rFonts w:ascii="Nunito" w:hAnsi="Nunito" w:eastAsia="Nunito" w:cs="Nunito"/>
+                <w:sz w:val="20"/>
+              </w:rPr>
+              <w:t>5</w:t>
+            </w:r>
+          </w:p>
+        </w:tc>
+        <w:tc>
+          <w:tcPr>
+            <w:tcW w:type="dxa" w:w="1728"/>
+            <w:shd w:val="clear" w:color="auto" w:fill="F2F4F7"/>
+          </w:tcPr>
+          <w:p>
+            <w:r>
+              <w:rPr>
+                <w:rFonts w:ascii="Nunito" w:hAnsi="Nunito" w:eastAsia="Nunito" w:cs="Nunito"/>
+                <w:sz w:val="20"/>
+              </w:rPr>
+              <w:t>4</w:t>
+            </w:r>
+          </w:p>
+        </w:tc>
+        <w:tc>
+          <w:tcPr>
+            <w:tcW w:type="dxa" w:w="2016"/>
+            <w:shd w:val="clear" w:color="auto" w:fill="F2F4F7"/>
+          </w:tcPr>
+          <w:p>
+            <w:r>
+              <w:rPr>
+                <w:rFonts w:ascii="Nunito" w:hAnsi="Nunito" w:eastAsia="Nunito" w:cs="Nunito"/>
+                <w:sz w:val="20"/>
+              </w:rPr>
+              <w:t>3</w:t>
+            </w:r>
+          </w:p>
+        </w:tc>
+        <w:tc>
+          <w:tcPr>
+            <w:tcW w:type="dxa" w:w="1728"/>
+            <w:shd w:val="clear" w:color="auto" w:fill="F2F4F7"/>
+          </w:tcPr>
+          <w:p>
+            <w:r>
+              <w:rPr>
+                <w:rFonts w:ascii="Nunito" w:hAnsi="Nunito" w:eastAsia="Nunito" w:cs="Nunito"/>
+                <w:sz w:val="20"/>
+              </w:rPr>
+              <w:t>0-2</w:t>
+            </w:r>
+          </w:p>
+        </w:tc>
+      </w:tr>
+    </w:tbl>
+    <w:p/>
+    <w:p>
+      <w:pPr>
+        <w:pStyle w:val="Heading2"/>
+      </w:pPr>
+      <w:r>
+        <w:rPr>
+          <w:rFonts w:ascii="Lexend" w:hAnsi="Lexend" w:eastAsia="Lexend" w:cs="Lexend"/>
           <w:color w:val="1B2A4A"/>
         </w:rPr>
         <w:t>Problem understanding (15 points)</w:t>
@@ -226,6 +665,7 @@
           <w:p>
             <w:r>
               <w:rPr>
+                <w:rFonts w:ascii="Lexend" w:hAnsi="Lexend" w:eastAsia="Lexend" w:cs="Lexend"/>
                 <w:b/>
                 <w:color w:val="FFFFFF"/>
                 <w:sz w:val="20"/>
@@ -242,6 +682,7 @@
           <w:p>
             <w:r>
               <w:rPr>
+                <w:rFonts w:ascii="Lexend" w:hAnsi="Lexend" w:eastAsia="Lexend" w:cs="Lexend"/>
                 <w:b/>
                 <w:color w:val="FFFFFF"/>
                 <w:sz w:val="20"/>
@@ -258,6 +699,7 @@
           <w:p>
             <w:r>
               <w:rPr>
+                <w:rFonts w:ascii="Lexend" w:hAnsi="Lexend" w:eastAsia="Lexend" w:cs="Lexend"/>
                 <w:b/>
                 <w:color w:val="FFFFFF"/>
                 <w:sz w:val="20"/>
@@ -274,6 +716,7 @@
           <w:p>
             <w:r>
               <w:rPr>
+                <w:rFonts w:ascii="Lexend" w:hAnsi="Lexend" w:eastAsia="Lexend" w:cs="Lexend"/>
                 <w:b/>
                 <w:color w:val="FFFFFF"/>
                 <w:sz w:val="20"/>
@@ -291,6 +734,7 @@
           <w:p>
             <w:r>
               <w:rPr>
+                <w:rFonts w:ascii="Nunito" w:hAnsi="Nunito" w:eastAsia="Nunito" w:cs="Nunito"/>
                 <w:sz w:val="20"/>
               </w:rPr>
               <w:t>Precise, MECE issue tree; hypotheses imply clear asks for B</w:t>
@@ -304,6 +748,7 @@
           <w:p>
             <w:r>
               <w:rPr>
+                <w:rFonts w:ascii="Nunito" w:hAnsi="Nunito" w:eastAsia="Nunito" w:cs="Nunito"/>
                 <w:sz w:val="20"/>
               </w:rPr>
               <w:t>Solid framing; minor gaps</w:t>
@@ -317,6 +762,7 @@
           <w:p>
             <w:r>
               <w:rPr>
+                <w:rFonts w:ascii="Nunito" w:hAnsi="Nunito" w:eastAsia="Nunito" w:cs="Nunito"/>
                 <w:sz w:val="20"/>
               </w:rPr>
               <w:t>Generic framing; some overlap</w:t>
@@ -330,6 +776,7 @@
           <w:p>
             <w:r>
               <w:rPr>
+                <w:rFonts w:ascii="Nunito" w:hAnsi="Nunito" w:eastAsia="Nunito" w:cs="Nunito"/>
                 <w:sz w:val="20"/>
               </w:rPr>
               <w:t>Misreads the problem</w:t>
@@ -345,7 +792,7 @@
       </w:pPr>
       <w:r>
         <w:rPr>
-          <w:rFonts w:ascii="Calibri" w:hAnsi="Calibri"/>
+          <w:rFonts w:ascii="Lexend" w:hAnsi="Lexend" w:eastAsia="Lexend" w:cs="Lexend"/>
           <w:color w:val="1B2A4A"/>
         </w:rPr>
         <w:t>Research quality (10 points)</w:t>
@@ -373,6 +820,7 @@
           <w:p>
             <w:r>
               <w:rPr>
+                <w:rFonts w:ascii="Lexend" w:hAnsi="Lexend" w:eastAsia="Lexend" w:cs="Lexend"/>
                 <w:b/>
                 <w:color w:val="FFFFFF"/>
                 <w:sz w:val="20"/>
@@ -389,6 +837,7 @@
           <w:p>
             <w:r>
               <w:rPr>
+                <w:rFonts w:ascii="Lexend" w:hAnsi="Lexend" w:eastAsia="Lexend" w:cs="Lexend"/>
                 <w:b/>
                 <w:color w:val="FFFFFF"/>
                 <w:sz w:val="20"/>
@@ -405,6 +854,7 @@
           <w:p>
             <w:r>
               <w:rPr>
+                <w:rFonts w:ascii="Lexend" w:hAnsi="Lexend" w:eastAsia="Lexend" w:cs="Lexend"/>
                 <w:b/>
                 <w:color w:val="FFFFFF"/>
                 <w:sz w:val="20"/>
@@ -421,6 +871,7 @@
           <w:p>
             <w:r>
               <w:rPr>
+                <w:rFonts w:ascii="Lexend" w:hAnsi="Lexend" w:eastAsia="Lexend" w:cs="Lexend"/>
                 <w:b/>
                 <w:color w:val="FFFFFF"/>
                 <w:sz w:val="20"/>
@@ -438,9 +889,10 @@
           <w:p>
             <w:r>
               <w:rPr>
+                <w:rFonts w:ascii="Nunito" w:hAnsi="Nunito" w:eastAsia="Nunito" w:cs="Nunito"/>
                 <w:sz w:val="20"/>
               </w:rPr>
-              <w:t>Sources triangulated; credibility assessed; contradictions resolved</w:t>
+              <w:t>Sources triangulated; citations include section/speaker; contradictions resolved</w:t>
             </w:r>
           </w:p>
         </w:tc>
@@ -451,6 +903,7 @@
           <w:p>
             <w:r>
               <w:rPr>
+                <w:rFonts w:ascii="Nunito" w:hAnsi="Nunito" w:eastAsia="Nunito" w:cs="Nunito"/>
                 <w:sz w:val="20"/>
               </w:rPr>
               <w:t>Most sources used well</w:t>
@@ -464,9 +917,10 @@
           <w:p>
             <w:r>
               <w:rPr>
+                <w:rFonts w:ascii="Nunito" w:hAnsi="Nunito" w:eastAsia="Nunito" w:cs="Nunito"/>
                 <w:sz w:val="20"/>
               </w:rPr>
-              <w:t>Uses sources uncritically</w:t>
+              <w:t>Uses sources uncritically or cites code only</w:t>
             </w:r>
           </w:p>
         </w:tc>
@@ -477,6 +931,7 @@
           <w:p>
             <w:r>
               <w:rPr>
+                <w:rFonts w:ascii="Nunito" w:hAnsi="Nunito" w:eastAsia="Nunito" w:cs="Nunito"/>
                 <w:sz w:val="20"/>
               </w:rPr>
               <w:t>Ignores or misuses sources</w:t>
@@ -492,7 +947,7 @@
       </w:pPr>
       <w:r>
         <w:rPr>
-          <w:rFonts w:ascii="Calibri" w:hAnsi="Calibri"/>
+          <w:rFonts w:ascii="Lexend" w:hAnsi="Lexend" w:eastAsia="Lexend" w:cs="Lexend"/>
           <w:color w:val="1B2A4A"/>
         </w:rPr>
         <w:t>Design thinking (15 points)</w:t>
@@ -520,6 +975,7 @@
           <w:p>
             <w:r>
               <w:rPr>
+                <w:rFonts w:ascii="Lexend" w:hAnsi="Lexend" w:eastAsia="Lexend" w:cs="Lexend"/>
                 <w:b/>
                 <w:color w:val="FFFFFF"/>
                 <w:sz w:val="20"/>
@@ -536,6 +992,7 @@
           <w:p>
             <w:r>
               <w:rPr>
+                <w:rFonts w:ascii="Lexend" w:hAnsi="Lexend" w:eastAsia="Lexend" w:cs="Lexend"/>
                 <w:b/>
                 <w:color w:val="FFFFFF"/>
                 <w:sz w:val="20"/>
@@ -552,6 +1009,7 @@
           <w:p>
             <w:r>
               <w:rPr>
+                <w:rFonts w:ascii="Lexend" w:hAnsi="Lexend" w:eastAsia="Lexend" w:cs="Lexend"/>
                 <w:b/>
                 <w:color w:val="FFFFFF"/>
                 <w:sz w:val="20"/>
@@ -568,6 +1026,7 @@
           <w:p>
             <w:r>
               <w:rPr>
+                <w:rFonts w:ascii="Lexend" w:hAnsi="Lexend" w:eastAsia="Lexend" w:cs="Lexend"/>
                 <w:b/>
                 <w:color w:val="FFFFFF"/>
                 <w:sz w:val="20"/>
@@ -585,6 +1044,7 @@
           <w:p>
             <w:r>
               <w:rPr>
+                <w:rFonts w:ascii="Nunito" w:hAnsi="Nunito" w:eastAsia="Nunito" w:cs="Nunito"/>
                 <w:sz w:val="20"/>
               </w:rPr>
               <w:t>Evidence-based empathy and journey maps grounded in specific voices</w:t>
@@ -598,6 +1058,7 @@
           <w:p>
             <w:r>
               <w:rPr>
+                <w:rFonts w:ascii="Nunito" w:hAnsi="Nunito" w:eastAsia="Nunito" w:cs="Nunito"/>
                 <w:sz w:val="20"/>
               </w:rPr>
               <w:t>Competent maps and ideation</w:t>
@@ -611,6 +1072,7 @@
           <w:p>
             <w:r>
               <w:rPr>
+                <w:rFonts w:ascii="Nunito" w:hAnsi="Nunito" w:eastAsia="Nunito" w:cs="Nunito"/>
                 <w:sz w:val="20"/>
               </w:rPr>
               <w:t>Mechanical, thin on evidence</w:t>
@@ -624,6 +1086,7 @@
           <w:p>
             <w:r>
               <w:rPr>
+                <w:rFonts w:ascii="Nunito" w:hAnsi="Nunito" w:eastAsia="Nunito" w:cs="Nunito"/>
                 <w:sz w:val="20"/>
               </w:rPr>
               <w:t>Superficial or missing</w:t>
@@ -639,7 +1102,7 @@
       </w:pPr>
       <w:r>
         <w:rPr>
-          <w:rFonts w:ascii="Calibri" w:hAnsi="Calibri"/>
+          <w:rFonts w:ascii="Lexend" w:hAnsi="Lexend" w:eastAsia="Lexend" w:cs="Lexend"/>
           <w:color w:val="1B2A4A"/>
         </w:rPr>
         <w:t>Data analysis and translation (20 points)</w:t>
@@ -667,6 +1130,7 @@
           <w:p>
             <w:r>
               <w:rPr>
+                <w:rFonts w:ascii="Lexend" w:hAnsi="Lexend" w:eastAsia="Lexend" w:cs="Lexend"/>
                 <w:b/>
                 <w:color w:val="FFFFFF"/>
                 <w:sz w:val="20"/>
@@ -683,6 +1147,7 @@
           <w:p>
             <w:r>
               <w:rPr>
+                <w:rFonts w:ascii="Lexend" w:hAnsi="Lexend" w:eastAsia="Lexend" w:cs="Lexend"/>
                 <w:b/>
                 <w:color w:val="FFFFFF"/>
                 <w:sz w:val="20"/>
@@ -699,6 +1164,7 @@
           <w:p>
             <w:r>
               <w:rPr>
+                <w:rFonts w:ascii="Lexend" w:hAnsi="Lexend" w:eastAsia="Lexend" w:cs="Lexend"/>
                 <w:b/>
                 <w:color w:val="FFFFFF"/>
                 <w:sz w:val="20"/>
@@ -715,6 +1181,7 @@
           <w:p>
             <w:r>
               <w:rPr>
+                <w:rFonts w:ascii="Lexend" w:hAnsi="Lexend" w:eastAsia="Lexend" w:cs="Lexend"/>
                 <w:b/>
                 <w:color w:val="FFFFFF"/>
                 <w:sz w:val="20"/>
@@ -732,6 +1199,7 @@
           <w:p>
             <w:r>
               <w:rPr>
+                <w:rFonts w:ascii="Nunito" w:hAnsi="Nunito" w:eastAsia="Nunito" w:cs="Nunito"/>
                 <w:sz w:val="20"/>
               </w:rPr>
               <w:t>Clean data; honest definitions; Findings Memos in plain language; limitations stated</w:t>
@@ -745,6 +1213,7 @@
           <w:p>
             <w:r>
               <w:rPr>
+                <w:rFonts w:ascii="Nunito" w:hAnsi="Nunito" w:eastAsia="Nunito" w:cs="Nunito"/>
                 <w:sz w:val="20"/>
               </w:rPr>
               <w:t>Mostly sound; small errors</w:t>
@@ -758,6 +1227,7 @@
           <w:p>
             <w:r>
               <w:rPr>
+                <w:rFonts w:ascii="Nunito" w:hAnsi="Nunito" w:eastAsia="Nunito" w:cs="Nunito"/>
                 <w:sz w:val="20"/>
               </w:rPr>
               <w:t>Basic analysis; weak translation to A</w:t>
@@ -771,6 +1241,7 @@
           <w:p>
             <w:r>
               <w:rPr>
+                <w:rFonts w:ascii="Nunito" w:hAnsi="Nunito" w:eastAsia="Nunito" w:cs="Nunito"/>
                 <w:sz w:val="20"/>
               </w:rPr>
               <w:t>Errors, raw-file sharing, or misleading charts</w:t>
@@ -786,7 +1257,7 @@
       </w:pPr>
       <w:r>
         <w:rPr>
-          <w:rFonts w:ascii="Calibri" w:hAnsi="Calibri"/>
+          <w:rFonts w:ascii="Lexend" w:hAnsi="Lexend" w:eastAsia="Lexend" w:cs="Lexend"/>
           <w:color w:val="1B2A4A"/>
         </w:rPr>
         <w:t>Recommendations (20 points)</w:t>
@@ -814,6 +1285,7 @@
           <w:p>
             <w:r>
               <w:rPr>
+                <w:rFonts w:ascii="Lexend" w:hAnsi="Lexend" w:eastAsia="Lexend" w:cs="Lexend"/>
                 <w:b/>
                 <w:color w:val="FFFFFF"/>
                 <w:sz w:val="20"/>
@@ -830,6 +1302,7 @@
           <w:p>
             <w:r>
               <w:rPr>
+                <w:rFonts w:ascii="Lexend" w:hAnsi="Lexend" w:eastAsia="Lexend" w:cs="Lexend"/>
                 <w:b/>
                 <w:color w:val="FFFFFF"/>
                 <w:sz w:val="20"/>
@@ -846,6 +1319,7 @@
           <w:p>
             <w:r>
               <w:rPr>
+                <w:rFonts w:ascii="Lexend" w:hAnsi="Lexend" w:eastAsia="Lexend" w:cs="Lexend"/>
                 <w:b/>
                 <w:color w:val="FFFFFF"/>
                 <w:sz w:val="20"/>
@@ -862,6 +1336,7 @@
           <w:p>
             <w:r>
               <w:rPr>
+                <w:rFonts w:ascii="Lexend" w:hAnsi="Lexend" w:eastAsia="Lexend" w:cs="Lexend"/>
                 <w:b/>
                 <w:color w:val="FFFFFF"/>
                 <w:sz w:val="20"/>
@@ -879,6 +1354,7 @@
           <w:p>
             <w:r>
               <w:rPr>
+                <w:rFonts w:ascii="Nunito" w:hAnsi="Nunito" w:eastAsia="Nunito" w:cs="Nunito"/>
                 <w:sz w:val="20"/>
               </w:rPr>
               <w:t>Distinct options; Request IDs cited; costs of preferred path named</w:t>
@@ -892,6 +1368,7 @@
           <w:p>
             <w:r>
               <w:rPr>
+                <w:rFonts w:ascii="Nunito" w:hAnsi="Nunito" w:eastAsia="Nunito" w:cs="Nunito"/>
                 <w:sz w:val="20"/>
               </w:rPr>
               <w:t>Reasonable, mostly supported</w:t>
@@ -905,6 +1382,7 @@
           <w:p>
             <w:r>
               <w:rPr>
+                <w:rFonts w:ascii="Nunito" w:hAnsi="Nunito" w:eastAsia="Nunito" w:cs="Nunito"/>
                 <w:sz w:val="20"/>
               </w:rPr>
               <w:t>Vague or weakly supported</w:t>
@@ -918,6 +1396,7 @@
           <w:p>
             <w:r>
               <w:rPr>
+                <w:rFonts w:ascii="Nunito" w:hAnsi="Nunito" w:eastAsia="Nunito" w:cs="Nunito"/>
                 <w:sz w:val="20"/>
               </w:rPr>
               <w:t>Unsupported or infeasible</w:t>
@@ -933,7 +1412,7 @@
       </w:pPr>
       <w:r>
         <w:rPr>
-          <w:rFonts w:ascii="Calibri" w:hAnsi="Calibri"/>
+          <w:rFonts w:ascii="Lexend" w:hAnsi="Lexend" w:eastAsia="Lexend" w:cs="Lexend"/>
           <w:color w:val="1B2A4A"/>
         </w:rPr>
         <w:t>Presentation (10 points)</w:t>
@@ -961,6 +1440,7 @@
           <w:p>
             <w:r>
               <w:rPr>
+                <w:rFonts w:ascii="Lexend" w:hAnsi="Lexend" w:eastAsia="Lexend" w:cs="Lexend"/>
                 <w:b/>
                 <w:color w:val="FFFFFF"/>
                 <w:sz w:val="20"/>
@@ -977,6 +1457,7 @@
           <w:p>
             <w:r>
               <w:rPr>
+                <w:rFonts w:ascii="Lexend" w:hAnsi="Lexend" w:eastAsia="Lexend" w:cs="Lexend"/>
                 <w:b/>
                 <w:color w:val="FFFFFF"/>
                 <w:sz w:val="20"/>
@@ -993,6 +1474,7 @@
           <w:p>
             <w:r>
               <w:rPr>
+                <w:rFonts w:ascii="Lexend" w:hAnsi="Lexend" w:eastAsia="Lexend" w:cs="Lexend"/>
                 <w:b/>
                 <w:color w:val="FFFFFF"/>
                 <w:sz w:val="20"/>
@@ -1009,6 +1491,7 @@
           <w:p>
             <w:r>
               <w:rPr>
+                <w:rFonts w:ascii="Lexend" w:hAnsi="Lexend" w:eastAsia="Lexend" w:cs="Lexend"/>
                 <w:b/>
                 <w:color w:val="FFFFFF"/>
                 <w:sz w:val="20"/>
@@ -1026,6 +1509,7 @@
           <w:p>
             <w:r>
               <w:rPr>
+                <w:rFonts w:ascii="Nunito" w:hAnsi="Nunito" w:eastAsia="Nunito" w:cs="Nunito"/>
                 <w:sz w:val="20"/>
               </w:rPr>
               <w:t>Answer-first storyline; every slide earns its place</w:t>
@@ -1039,6 +1523,7 @@
           <w:p>
             <w:r>
               <w:rPr>
+                <w:rFonts w:ascii="Nunito" w:hAnsi="Nunito" w:eastAsia="Nunito" w:cs="Nunito"/>
                 <w:sz w:val="20"/>
               </w:rPr>
               <w:t>Clear and mostly disciplined</w:t>
@@ -1052,6 +1537,7 @@
           <w:p>
             <w:r>
               <w:rPr>
+                <w:rFonts w:ascii="Nunito" w:hAnsi="Nunito" w:eastAsia="Nunito" w:cs="Nunito"/>
                 <w:sz w:val="20"/>
               </w:rPr>
               <w:t>Some data-dumping</w:t>
@@ -1065,6 +1551,7 @@
           <w:p>
             <w:r>
               <w:rPr>
+                <w:rFonts w:ascii="Nunito" w:hAnsi="Nunito" w:eastAsia="Nunito" w:cs="Nunito"/>
                 <w:sz w:val="20"/>
               </w:rPr>
               <w:t>Disorganised or decorative</w:t>
@@ -1080,7 +1567,7 @@
       </w:pPr>
       <w:r>
         <w:rPr>
-          <w:rFonts w:ascii="Calibri" w:hAnsi="Calibri"/>
+          <w:rFonts w:ascii="Lexend" w:hAnsi="Lexend" w:eastAsia="Lexend" w:cs="Lexend"/>
           <w:color w:val="1B2A4A"/>
         </w:rPr>
         <w:t>Project management (5 points)</w:t>
@@ -1108,6 +1595,7 @@
           <w:p>
             <w:r>
               <w:rPr>
+                <w:rFonts w:ascii="Lexend" w:hAnsi="Lexend" w:eastAsia="Lexend" w:cs="Lexend"/>
                 <w:b/>
                 <w:color w:val="FFFFFF"/>
                 <w:sz w:val="20"/>
@@ -1124,6 +1612,7 @@
           <w:p>
             <w:r>
               <w:rPr>
+                <w:rFonts w:ascii="Lexend" w:hAnsi="Lexend" w:eastAsia="Lexend" w:cs="Lexend"/>
                 <w:b/>
                 <w:color w:val="FFFFFF"/>
                 <w:sz w:val="20"/>
@@ -1140,6 +1629,7 @@
           <w:p>
             <w:r>
               <w:rPr>
+                <w:rFonts w:ascii="Lexend" w:hAnsi="Lexend" w:eastAsia="Lexend" w:cs="Lexend"/>
                 <w:b/>
                 <w:color w:val="FFFFFF"/>
                 <w:sz w:val="20"/>
@@ -1156,6 +1646,7 @@
           <w:p>
             <w:r>
               <w:rPr>
+                <w:rFonts w:ascii="Lexend" w:hAnsi="Lexend" w:eastAsia="Lexend" w:cs="Lexend"/>
                 <w:b/>
                 <w:color w:val="FFFFFF"/>
                 <w:sz w:val="20"/>
@@ -1173,9 +1664,10 @@
           <w:p>
             <w:r>
               <w:rPr>
+                <w:rFonts w:ascii="Nunito" w:hAnsi="Nunito" w:eastAsia="Nunito" w:cs="Nunito"/>
                 <w:sz w:val="20"/>
               </w:rPr>
-              <w:t>Request Log, RACI, version control all maintained</w:t>
+              <w:t>Request Log, RACI, file naming, version control all maintained</w:t>
             </w:r>
           </w:p>
         </w:tc>
@@ -1186,6 +1678,7 @@
           <w:p>
             <w:r>
               <w:rPr>
+                <w:rFonts w:ascii="Nunito" w:hAnsi="Nunito" w:eastAsia="Nunito" w:cs="Nunito"/>
                 <w:sz w:val="20"/>
               </w:rPr>
               <w:t>Mostly maintained</w:t>
@@ -1199,6 +1692,7 @@
           <w:p>
             <w:r>
               <w:rPr>
+                <w:rFonts w:ascii="Nunito" w:hAnsi="Nunito" w:eastAsia="Nunito" w:cs="Nunito"/>
                 <w:sz w:val="20"/>
               </w:rPr>
               <w:t>Patchy</w:t>
@@ -1212,6 +1706,7 @@
           <w:p>
             <w:r>
               <w:rPr>
+                <w:rFonts w:ascii="Nunito" w:hAnsi="Nunito" w:eastAsia="Nunito" w:cs="Nunito"/>
                 <w:sz w:val="20"/>
               </w:rPr>
               <w:t>Absent</w:t>
@@ -1227,7 +1722,7 @@
       </w:pPr>
       <w:r>
         <w:rPr>
-          <w:rFonts w:ascii="Calibri" w:hAnsi="Calibri"/>
+          <w:rFonts w:ascii="Lexend" w:hAnsi="Lexend" w:eastAsia="Lexend" w:cs="Lexend"/>
           <w:color w:val="1B2A4A"/>
         </w:rPr>
         <w:t>Teamwork and cross-workflow exchange (5 points)</w:t>
@@ -1255,6 +1750,7 @@
           <w:p>
             <w:r>
               <w:rPr>
+                <w:rFonts w:ascii="Lexend" w:hAnsi="Lexend" w:eastAsia="Lexend" w:cs="Lexend"/>
                 <w:b/>
                 <w:color w:val="FFFFFF"/>
                 <w:sz w:val="20"/>
@@ -1271,6 +1767,7 @@
           <w:p>
             <w:r>
               <w:rPr>
+                <w:rFonts w:ascii="Lexend" w:hAnsi="Lexend" w:eastAsia="Lexend" w:cs="Lexend"/>
                 <w:b/>
                 <w:color w:val="FFFFFF"/>
                 <w:sz w:val="20"/>
@@ -1287,6 +1784,7 @@
           <w:p>
             <w:r>
               <w:rPr>
+                <w:rFonts w:ascii="Lexend" w:hAnsi="Lexend" w:eastAsia="Lexend" w:cs="Lexend"/>
                 <w:b/>
                 <w:color w:val="FFFFFF"/>
                 <w:sz w:val="20"/>
@@ -1303,6 +1801,7 @@
           <w:p>
             <w:r>
               <w:rPr>
+                <w:rFonts w:ascii="Lexend" w:hAnsi="Lexend" w:eastAsia="Lexend" w:cs="Lexend"/>
                 <w:b/>
                 <w:color w:val="FFFFFF"/>
                 <w:sz w:val="20"/>
@@ -1320,9 +1819,10 @@
           <w:p>
             <w:r>
               <w:rPr>
+                <w:rFonts w:ascii="Nunito" w:hAnsi="Nunito" w:eastAsia="Nunito" w:cs="Nunito"/>
                 <w:sz w:val="20"/>
               </w:rPr>
-              <w:t>Genuine request/findings exchange; handoff signed in good faith</w:t>
+              <w:t>Genuine request/findings exchange; online handoff confirmed in good faith</w:t>
             </w:r>
           </w:p>
         </w:tc>
@@ -1333,6 +1833,7 @@
           <w:p>
             <w:r>
               <w:rPr>
+                <w:rFonts w:ascii="Nunito" w:hAnsi="Nunito" w:eastAsia="Nunito" w:cs="Nunito"/>
                 <w:sz w:val="20"/>
               </w:rPr>
               <w:t>Good collaboration</w:t>
@@ -1346,6 +1847,7 @@
           <w:p>
             <w:r>
               <w:rPr>
+                <w:rFonts w:ascii="Nunito" w:hAnsi="Nunito" w:eastAsia="Nunito" w:cs="Nunito"/>
                 <w:sz w:val="20"/>
               </w:rPr>
               <w:t>Uneven contribution or one-way dump</w:t>
@@ -1359,6 +1861,7 @@
           <w:p>
             <w:r>
               <w:rPr>
+                <w:rFonts w:ascii="Nunito" w:hAnsi="Nunito" w:eastAsia="Nunito" w:cs="Nunito"/>
                 <w:sz w:val="20"/>
               </w:rPr>
               <w:t>Free-riding or A/B bypass</w:t>
@@ -1368,6 +1871,33 @@
       </w:tr>
     </w:tbl>
     <w:p/>
+    <w:p>
+      <w:pPr>
+        <w:pStyle w:val="Heading2"/>
+      </w:pPr>
+      <w:r>
+        <w:rPr>
+          <w:rFonts w:ascii="Lexend" w:hAnsi="Lexend" w:eastAsia="Lexend" w:cs="Lexend"/>
+          <w:color w:val="1B2A4A"/>
+        </w:rPr>
+        <w:t>Sample answers</w:t>
+      </w:r>
+    </w:p>
+    <w:p>
+      <w:pPr>
+        <w:spacing w:after="120"/>
+      </w:pPr>
+      <w:r>
+        <w:rPr>
+          <w:rFonts w:ascii="Nunito" w:hAnsi="Nunito" w:eastAsia="Nunito" w:cs="Nunito"/>
+          <w:b w:val="0"/>
+          <w:i w:val="0"/>
+          <w:color w:val="222222"/>
+          <w:sz w:val="22"/>
+        </w:rPr>
+        <w:t>There is no single model answer. Use Answer_Key/ for expected findings, solution paths, and deliverable standards. Reward reasoning that names costs, not a particular destination.</w:t>
+      </w:r>
+    </w:p>
     <w:sectPr>
       <w:pgSz w:w="12240" w:h="15840"/>
       <w:pgMar w:top="1361" w:right="1361" w:bottom="1247" w:left="1361" w:header="720" w:footer="720" w:gutter="0"/>
@@ -1745,7 +2275,7 @@
       <w:spacing w:after="120" w:line="276" w:lineRule="auto"/>
     </w:pPr>
     <w:rPr>
-      <w:rFonts w:ascii="Calibri" w:hAnsi="Calibri"/>
+      <w:rFonts w:ascii="Nunito" w:hAnsi="Nunito" w:eastAsia="Nunito" w:cs="Nunito"/>
       <w:color w:val="222222"/>
       <w:sz w:val="22"/>
     </w:rPr>

--- a/Facilitators/Word/03_Assessment_Rubric.docx
+++ b/Facilitators/Word/03_Assessment_Rubric.docx
@@ -174,7 +174,7 @@
                 <w:color w:val="222222"/>
                 <w:sz w:val="20"/>
               </w:rPr>
-              <w:t>3.0 | July 2026</w:t>
+              <w:t>3.1 | July-September 2026</w:t>
             </w:r>
           </w:p>
         </w:tc>

--- a/Facilitators/Word/03_Assessment_Rubric.docx
+++ b/Facilitators/Word/03_Assessment_Rubric.docx
@@ -1822,7 +1822,7 @@
                 <w:rFonts w:ascii="Nunito" w:hAnsi="Nunito" w:eastAsia="Nunito" w:cs="Nunito"/>
                 <w:sz w:val="20"/>
               </w:rPr>
-              <w:t>Genuine request/findings exchange; online handoff confirmed in good faith</w:t>
+              <w:t>Estate→Demand→Plan→R/FM trail in A_B_Exchange/; Handoff online-confirmed (Sections A-C)</w:t>
             </w:r>
           </w:p>
         </w:tc>
@@ -1836,7 +1836,7 @@
                 <w:rFonts w:ascii="Nunito" w:hAnsi="Nunito" w:eastAsia="Nunito" w:cs="Nunito"/>
                 <w:sz w:val="20"/>
               </w:rPr>
-              <w:t>Good collaboration</w:t>
+              <w:t>Good collaboration; loop mostly complete</w:t>
             </w:r>
           </w:p>
         </w:tc>
@@ -1850,7 +1850,7 @@
                 <w:rFonts w:ascii="Nunito" w:hAnsi="Nunito" w:eastAsia="Nunito" w:cs="Nunito"/>
                 <w:sz w:val="20"/>
               </w:rPr>
-              <w:t>Uneven contribution or one-way dump</w:t>
+              <w:t>Uneven contribution or skipped Estate/Demand/Plan; thin handoff ticks</w:t>
             </w:r>
           </w:p>
         </w:tc>
@@ -1864,7 +1864,7 @@
                 <w:rFonts w:ascii="Nunito" w:hAnsi="Nunito" w:eastAsia="Nunito" w:cs="Nunito"/>
                 <w:sz w:val="20"/>
               </w:rPr>
-              <w:t>Free-riding or A/B bypass</w:t>
+              <w:t>Free-riding, A/B bypass, raw-file share, or missing handoff PDF</w:t>
             </w:r>
           </w:p>
         </w:tc>
